--- a/docs/lista_louvores/Textos_Louvores/CRISTO SATISFAZ (395 CC).docx
+++ b/docs/lista_louvores/Textos_Louvores/CRISTO SATISFAZ (395 CC).docx
@@ -4,28 +4,19 @@
   <w:body>
     <w:p>
       <w:pPr>
-        <w:pStyle w:val="SemEspaamento"/>
-        <w:rPr>
-          <w:rFonts w:ascii="Times New Roman" w:hAnsi="Times New Roman" w:cs="Times New Roman"/>
-        </w:rPr>
+        <w:pStyle w:val="Ttulo1"/>
       </w:pPr>
       <w:r>
-        <w:rPr>
-          <w:rFonts w:ascii="Times New Roman" w:hAnsi="Times New Roman" w:cs="Times New Roman"/>
-        </w:rPr>
         <w:t>CRISTO SATISFAZ (395 CC)</w:t>
       </w:r>
       <w:r>
-        <w:rPr>
-          <w:rFonts w:ascii="Times New Roman" w:hAnsi="Times New Roman" w:cs="Times New Roman"/>
-        </w:rPr>
         <w:t xml:space="preserve"> </w:t>
       </w:r>
     </w:p>
     <w:p>
       <w:pPr>
         <w:pStyle w:val="SemEspaamento"/>
-        <w:spacing w:before="0" w:after="0"/>
+        <w:spacing w:before="0"/>
         <w:rPr>
           <w:rFonts w:ascii="Times New Roman" w:hAnsi="Times New Roman" w:cs="Times New Roman"/>
           <w:sz w:val="24"/>
@@ -56,7 +47,7 @@
     <w:p>
       <w:pPr>
         <w:pStyle w:val="SemEspaamento"/>
-        <w:spacing w:before="0" w:after="0"/>
+        <w:spacing w:before="0"/>
         <w:rPr>
           <w:rFonts w:ascii="Times New Roman" w:hAnsi="Times New Roman" w:cs="Times New Roman"/>
           <w:sz w:val="24"/>
@@ -107,11 +98,11 @@
     <w:p>
       <w:pPr>
         <w:pStyle w:val="SemEspaamento"/>
-        <w:spacing w:after="0"/>
+        <w:spacing w:before="0"/>
         <w:rPr>
           <w:rFonts w:ascii="Times New Roman" w:hAnsi="Times New Roman" w:cs="Times New Roman"/>
           <w:b/>
-          <w:iCs/>
+          <w:i/>
           <w:sz w:val="24"/>
           <w:szCs w:val="24"/>
           <w:u w:val="none"/>
@@ -121,7 +112,7 @@
         <w:rPr>
           <w:rFonts w:ascii="Times New Roman" w:hAnsi="Times New Roman" w:cs="Times New Roman"/>
           <w:b/>
-          <w:iCs/>
+          <w:i/>
           <w:sz w:val="24"/>
           <w:szCs w:val="24"/>
           <w:u w:val="none"/>
@@ -132,7 +123,7 @@
         <w:rPr>
           <w:rFonts w:ascii="Times New Roman" w:hAnsi="Times New Roman" w:cs="Times New Roman"/>
           <w:b/>
-          <w:iCs/>
+          <w:i/>
           <w:sz w:val="24"/>
           <w:szCs w:val="24"/>
           <w:u w:val="none"/>
@@ -144,11 +135,11 @@
     <w:p>
       <w:pPr>
         <w:pStyle w:val="SemEspaamento"/>
-        <w:spacing w:before="0" w:after="0"/>
+        <w:spacing w:before="0"/>
         <w:rPr>
           <w:rFonts w:ascii="Times New Roman" w:hAnsi="Times New Roman" w:cs="Times New Roman"/>
           <w:b/>
-          <w:iCs/>
+          <w:i/>
           <w:sz w:val="24"/>
           <w:szCs w:val="24"/>
           <w:u w:val="none"/>
@@ -158,7 +149,7 @@
         <w:rPr>
           <w:rFonts w:ascii="Times New Roman" w:hAnsi="Times New Roman" w:cs="Times New Roman"/>
           <w:b/>
-          <w:iCs/>
+          <w:i/>
           <w:sz w:val="24"/>
           <w:szCs w:val="24"/>
           <w:u w:val="none"/>
@@ -169,7 +160,7 @@
         <w:rPr>
           <w:rFonts w:ascii="Times New Roman" w:hAnsi="Times New Roman" w:cs="Times New Roman"/>
           <w:b/>
-          <w:iCs/>
+          <w:i/>
           <w:sz w:val="24"/>
           <w:szCs w:val="24"/>
           <w:u w:val="none"/>
@@ -181,7 +172,7 @@
         <w:rPr>
           <w:rFonts w:ascii="Times New Roman" w:hAnsi="Times New Roman" w:cs="Times New Roman"/>
           <w:b/>
-          <w:iCs/>
+          <w:i/>
           <w:sz w:val="24"/>
           <w:szCs w:val="24"/>
           <w:u w:val="none"/>
@@ -193,7 +184,7 @@
     <w:p>
       <w:pPr>
         <w:pStyle w:val="SemEspaamento"/>
-        <w:spacing w:after="0"/>
+        <w:spacing w:before="0"/>
         <w:rPr>
           <w:rFonts w:ascii="Times New Roman" w:hAnsi="Times New Roman" w:cs="Times New Roman"/>
           <w:sz w:val="24"/>
@@ -219,14 +210,73 @@
         </w:rPr>
         <w:br/>
         <w:t>Perderam seu valor</w:t>
+      </w:r>
+      <w:r>
+        <w:rPr>
+          <w:rFonts w:ascii="Times New Roman" w:hAnsi="Times New Roman" w:cs="Times New Roman"/>
+          <w:sz w:val="24"/>
+          <w:szCs w:val="24"/>
+          <w:u w:val="none"/>
+        </w:rPr>
+        <w:br/>
+      </w:r>
+      <w:r>
+        <w:rPr>
+          <w:rFonts w:ascii="Times New Roman" w:hAnsi="Times New Roman" w:cs="Times New Roman"/>
+          <w:sz w:val="24"/>
+          <w:szCs w:val="24"/>
+          <w:u w:val="none"/>
+        </w:rPr>
+        <w:t>Já tenho a paz divina, enfim,</w:t>
+      </w:r>
+      <w:r>
+        <w:rPr>
+          <w:rFonts w:ascii="Times New Roman" w:hAnsi="Times New Roman" w:cs="Times New Roman"/>
+          <w:sz w:val="24"/>
+          <w:szCs w:val="24"/>
+          <w:u w:val="none"/>
+        </w:rPr>
+        <w:br/>
+        <w:t>Servindo ao meu Senhor</w:t>
+      </w:r>
+      <w:r>
+        <w:rPr>
+          <w:rFonts w:ascii="Times New Roman" w:hAnsi="Times New Roman" w:cs="Times New Roman"/>
+          <w:sz w:val="24"/>
+          <w:szCs w:val="24"/>
+          <w:u w:val="none"/>
+        </w:rPr>
+        <w:br/>
+      </w:r>
+      <w:r>
+        <w:rPr>
+          <w:rFonts w:ascii="Times New Roman" w:hAnsi="Times New Roman" w:cs="Times New Roman"/>
+          <w:sz w:val="24"/>
+          <w:szCs w:val="24"/>
+          <w:u w:val="none"/>
+        </w:rPr>
+        <w:t>Terei meu gozo principal</w:t>
+      </w:r>
+      <w:r>
+        <w:rPr>
+          <w:rFonts w:ascii="Times New Roman" w:hAnsi="Times New Roman" w:cs="Times New Roman"/>
+          <w:sz w:val="24"/>
+          <w:szCs w:val="24"/>
+          <w:u w:val="none"/>
+        </w:rPr>
+        <w:br/>
+        <w:t>Ao vê-lo em glória triunfal</w:t>
       </w:r>
     </w:p>
     <w:p>
       <w:pPr>
         <w:pStyle w:val="SemEspaamento"/>
-        <w:spacing w:before="0" w:after="0"/>
-        <w:rPr>
-          <w:rFonts w:ascii="Times New Roman" w:hAnsi="Times New Roman" w:cs="Times New Roman"/>
+        <w:spacing w:before="0"/>
+        <w:rPr>
+          <w:rFonts w:ascii="Times New Roman" w:hAnsi="Times New Roman" w:cs="Times New Roman"/>
+          <w:b/>
+          <w:i/>
+          <w:iCs/>
           <w:sz w:val="24"/>
           <w:szCs w:val="24"/>
           <w:u w:val="none"/>
@@ -235,27 +285,20 @@
       <w:r>
         <w:rPr>
           <w:rFonts w:ascii="Times New Roman" w:hAnsi="Times New Roman" w:cs="Times New Roman"/>
-          <w:sz w:val="24"/>
-          <w:szCs w:val="24"/>
-          <w:u w:val="none"/>
-        </w:rPr>
-        <w:t>Já tenho a paz divina, enfim,</w:t>
-      </w:r>
-      <w:r>
-        <w:rPr>
-          <w:rFonts w:ascii="Times New Roman" w:hAnsi="Times New Roman" w:cs="Times New Roman"/>
-          <w:sz w:val="24"/>
-          <w:szCs w:val="24"/>
-          <w:u w:val="none"/>
-        </w:rPr>
-        <w:br/>
-        <w:t>Servindo ao meu Senhor</w:t>
+          <w:b/>
+          <w:i/>
+          <w:iCs/>
+          <w:sz w:val="24"/>
+          <w:szCs w:val="24"/>
+          <w:u w:val="none"/>
+        </w:rPr>
+        <w:t>[REFRÃO]</w:t>
       </w:r>
     </w:p>
     <w:p>
       <w:pPr>
         <w:pStyle w:val="SemEspaamento"/>
-        <w:spacing w:before="0" w:after="0"/>
+        <w:spacing w:before="0"/>
         <w:rPr>
           <w:rFonts w:ascii="Times New Roman" w:hAnsi="Times New Roman" w:cs="Times New Roman"/>
           <w:sz w:val="24"/>
@@ -270,7 +313,7 @@
           <w:szCs w:val="24"/>
           <w:u w:val="none"/>
         </w:rPr>
-        <w:t>Terei meu gozo principal</w:t>
+        <w:t>Até que esteja lá no céu</w:t>
       </w:r>
       <w:r>
         <w:rPr>
@@ -280,16 +323,105 @@
           <w:u w:val="none"/>
         </w:rPr>
         <w:br/>
-        <w:t>Ao vê-lo em glória triunfal</w:t>
+      </w:r>
+      <w:proofErr w:type="gramStart"/>
+      <w:r>
+        <w:rPr>
+          <w:rFonts w:ascii="Times New Roman" w:hAnsi="Times New Roman" w:cs="Times New Roman"/>
+          <w:sz w:val="24"/>
+          <w:szCs w:val="24"/>
+          <w:u w:val="none"/>
+        </w:rPr>
+        <w:t>Aonde</w:t>
+      </w:r>
+      <w:proofErr w:type="gramEnd"/>
+      <w:r>
+        <w:rPr>
+          <w:rFonts w:ascii="Times New Roman" w:hAnsi="Times New Roman" w:cs="Times New Roman"/>
+          <w:sz w:val="24"/>
+          <w:szCs w:val="24"/>
+          <w:u w:val="none"/>
+        </w:rPr>
+        <w:t xml:space="preserve"> Cristo entrou</w:t>
+      </w:r>
+      <w:r>
+        <w:rPr>
+          <w:rFonts w:ascii="Times New Roman" w:hAnsi="Times New Roman" w:cs="Times New Roman"/>
+          <w:sz w:val="24"/>
+          <w:szCs w:val="24"/>
+          <w:u w:val="none"/>
+        </w:rPr>
+        <w:br/>
+        <w:t>E veja a face já sem véu</w:t>
+      </w:r>
+      <w:r>
+        <w:rPr>
+          <w:rFonts w:ascii="Times New Roman" w:hAnsi="Times New Roman" w:cs="Times New Roman"/>
+          <w:sz w:val="24"/>
+          <w:szCs w:val="24"/>
+          <w:u w:val="none"/>
+        </w:rPr>
+        <w:br/>
+        <w:t>De quem me resgatou</w:t>
+      </w:r>
+      <w:r>
+        <w:rPr>
+          <w:rFonts w:ascii="Times New Roman" w:hAnsi="Times New Roman" w:cs="Times New Roman"/>
+          <w:sz w:val="24"/>
+          <w:szCs w:val="24"/>
+          <w:u w:val="none"/>
+        </w:rPr>
+        <w:br/>
+      </w:r>
+      <w:r>
+        <w:rPr>
+          <w:rFonts w:ascii="Times New Roman" w:hAnsi="Times New Roman" w:cs="Times New Roman"/>
+          <w:sz w:val="24"/>
+          <w:szCs w:val="24"/>
+          <w:u w:val="none"/>
+        </w:rPr>
+        <w:t>Desejo só aqui viver</w:t>
+      </w:r>
+      <w:r>
+        <w:rPr>
+          <w:rFonts w:ascii="Times New Roman" w:hAnsi="Times New Roman" w:cs="Times New Roman"/>
+          <w:sz w:val="24"/>
+          <w:szCs w:val="24"/>
+          <w:u w:val="none"/>
+        </w:rPr>
+        <w:br/>
+        <w:t xml:space="preserve">De um modo </w:t>
+      </w:r>
+      <w:proofErr w:type="gramStart"/>
+      <w:r>
+        <w:rPr>
+          <w:rFonts w:ascii="Times New Roman" w:hAnsi="Times New Roman" w:cs="Times New Roman"/>
+          <w:sz w:val="24"/>
+          <w:szCs w:val="24"/>
+          <w:u w:val="none"/>
+        </w:rPr>
+        <w:t>que Lhe</w:t>
+      </w:r>
+      <w:proofErr w:type="gramEnd"/>
+      <w:r>
+        <w:rPr>
+          <w:rFonts w:ascii="Times New Roman" w:hAnsi="Times New Roman" w:cs="Times New Roman"/>
+          <w:sz w:val="24"/>
+          <w:szCs w:val="24"/>
+          <w:u w:val="none"/>
+        </w:rPr>
+        <w:t xml:space="preserve"> dê prazer</w:t>
       </w:r>
     </w:p>
     <w:p>
       <w:pPr>
         <w:pStyle w:val="SemEspaamento"/>
-        <w:spacing w:after="0"/>
+        <w:spacing w:before="0"/>
         <w:rPr>
           <w:rFonts w:ascii="Times New Roman" w:hAnsi="Times New Roman" w:cs="Times New Roman"/>
           <w:b/>
+          <w:i/>
+          <w:iCs/>
           <w:sz w:val="24"/>
           <w:szCs w:val="24"/>
           <w:u w:val="none"/>
@@ -299,131 +431,8 @@
         <w:rPr>
           <w:rFonts w:ascii="Times New Roman" w:hAnsi="Times New Roman" w:cs="Times New Roman"/>
           <w:b/>
-          <w:sz w:val="24"/>
-          <w:szCs w:val="24"/>
-          <w:u w:val="none"/>
-        </w:rPr>
-        <w:t>[REFRÃO]</w:t>
-      </w:r>
-    </w:p>
-    <w:p>
-      <w:pPr>
-        <w:pStyle w:val="SemEspaamento"/>
-        <w:spacing w:after="0"/>
-        <w:rPr>
-          <w:rFonts w:ascii="Times New Roman" w:hAnsi="Times New Roman" w:cs="Times New Roman"/>
-          <w:sz w:val="24"/>
-          <w:szCs w:val="24"/>
-          <w:u w:val="none"/>
-        </w:rPr>
-      </w:pPr>
-      <w:r>
-        <w:rPr>
-          <w:rFonts w:ascii="Times New Roman" w:hAnsi="Times New Roman" w:cs="Times New Roman"/>
-          <w:sz w:val="24"/>
-          <w:szCs w:val="24"/>
-          <w:u w:val="none"/>
-        </w:rPr>
-        <w:t>Até que esteja lá no céu</w:t>
-      </w:r>
-      <w:r>
-        <w:rPr>
-          <w:rFonts w:ascii="Times New Roman" w:hAnsi="Times New Roman" w:cs="Times New Roman"/>
-          <w:sz w:val="24"/>
-          <w:szCs w:val="24"/>
-          <w:u w:val="none"/>
-        </w:rPr>
-        <w:br/>
-        <w:t>Aonde Cristo entrou</w:t>
-      </w:r>
-      <w:r>
-        <w:rPr>
-          <w:rFonts w:ascii="Times New Roman" w:hAnsi="Times New Roman" w:cs="Times New Roman"/>
-          <w:sz w:val="24"/>
-          <w:szCs w:val="24"/>
-          <w:u w:val="none"/>
-        </w:rPr>
-        <w:br/>
-        <w:t>E veja a face já sem véu</w:t>
-      </w:r>
-      <w:r>
-        <w:rPr>
-          <w:rFonts w:ascii="Times New Roman" w:hAnsi="Times New Roman" w:cs="Times New Roman"/>
-          <w:sz w:val="24"/>
-          <w:szCs w:val="24"/>
-          <w:u w:val="none"/>
-        </w:rPr>
-        <w:br/>
-        <w:t>De quem me resgatou</w:t>
-      </w:r>
-    </w:p>
-    <w:p>
-      <w:pPr>
-        <w:pStyle w:val="SemEspaamento"/>
-        <w:spacing w:before="0" w:after="0"/>
-        <w:rPr>
-          <w:rFonts w:ascii="Times New Roman" w:hAnsi="Times New Roman" w:cs="Times New Roman"/>
-          <w:sz w:val="24"/>
-          <w:szCs w:val="24"/>
-          <w:u w:val="none"/>
-        </w:rPr>
-      </w:pPr>
-      <w:r>
-        <w:rPr>
-          <w:rFonts w:ascii="Times New Roman" w:hAnsi="Times New Roman" w:cs="Times New Roman"/>
-          <w:sz w:val="24"/>
-          <w:szCs w:val="24"/>
-          <w:u w:val="none"/>
-        </w:rPr>
-        <w:t>Desejo só aqui viver</w:t>
-      </w:r>
-      <w:r>
-        <w:rPr>
-          <w:rFonts w:ascii="Times New Roman" w:hAnsi="Times New Roman" w:cs="Times New Roman"/>
-          <w:sz w:val="24"/>
-          <w:szCs w:val="24"/>
-          <w:u w:val="none"/>
-        </w:rPr>
-        <w:br/>
-        <w:t xml:space="preserve">De um modo </w:t>
-      </w:r>
-      <w:proofErr w:type="gramStart"/>
-      <w:r>
-        <w:rPr>
-          <w:rFonts w:ascii="Times New Roman" w:hAnsi="Times New Roman" w:cs="Times New Roman"/>
-          <w:sz w:val="24"/>
-          <w:szCs w:val="24"/>
-          <w:u w:val="none"/>
-        </w:rPr>
-        <w:t>que Lhe</w:t>
-      </w:r>
-      <w:proofErr w:type="gramEnd"/>
-      <w:r>
-        <w:rPr>
-          <w:rFonts w:ascii="Times New Roman" w:hAnsi="Times New Roman" w:cs="Times New Roman"/>
-          <w:sz w:val="24"/>
-          <w:szCs w:val="24"/>
-          <w:u w:val="none"/>
-        </w:rPr>
-        <w:t xml:space="preserve"> dê prazer</w:t>
-      </w:r>
-    </w:p>
-    <w:p>
-      <w:pPr>
-        <w:pStyle w:val="SemEspaamento"/>
-        <w:spacing w:after="0"/>
-        <w:rPr>
-          <w:rFonts w:ascii="Times New Roman" w:hAnsi="Times New Roman" w:cs="Times New Roman"/>
-          <w:b/>
-          <w:sz w:val="24"/>
-          <w:szCs w:val="24"/>
-          <w:u w:val="none"/>
-        </w:rPr>
-      </w:pPr>
-      <w:r>
-        <w:rPr>
-          <w:rFonts w:ascii="Times New Roman" w:hAnsi="Times New Roman" w:cs="Times New Roman"/>
-          <w:b/>
+          <w:i/>
+          <w:iCs/>
           <w:sz w:val="24"/>
           <w:szCs w:val="24"/>
           <w:u w:val="none"/>
